--- a/vinage-commercialisatie-roadmap.docx
+++ b/vinage-commercialisatie-roadmap.docx
@@ -5562,10 +5562,21 @@
     </w:p>
     <w:p>
       <w:pPr>
+        <w:spacing w:before="80" w:after="120"/>
+      </w:pPr>
+    </w:p>
+    <w:p>
+      <w:pPr>
+        <w:spacing w:before="80" w:after="120"/>
+      </w:pPr>
+    </w:p>
+    <w:p>
+      <w:pPr>
         <w:pStyle w:val="Kop2"/>
       </w:pPr>
       <w:bookmarkStart w:id="9" w:name="_Toc229091979"/>
       <w:r>
+        <w:lastRenderedPageBreak/>
         <w:t>3.3 Professionele modus — Restaurants &amp; Sommeliers</w:t>
       </w:r>
       <w:bookmarkEnd w:id="9"/>
@@ -5575,7 +5586,6 @@
         <w:spacing w:before="80" w:after="120"/>
       </w:pPr>
       <w:r>
-        <w:lastRenderedPageBreak/>
         <w:t>Het hoogste omzetpotentieel per klant, maar ook de langste verkoopcyclus. De professionele modus moet worden gebouwd als een feature-</w:t>
       </w:r>
       <w:proofErr w:type="spellStart"/>
@@ -6348,13 +6358,17 @@
         </w:numPr>
         <w:spacing w:before="40" w:after="40"/>
       </w:pPr>
-      <w:proofErr w:type="spellStart"/>
-      <w:r>
-        <w:t>Parnivaau</w:t>
-      </w:r>
-      <w:proofErr w:type="spellEnd"/>
-      <w:r>
-        <w:t>-instelling per wijn</w:t>
+      <w:r>
+        <w:t>Par</w:t>
+      </w:r>
+      <w:r>
+        <w:t xml:space="preserve">-level configuratie </w:t>
+      </w:r>
+      <w:r>
+        <w:t>per wijn</w:t>
+      </w:r>
+      <w:r>
+        <w:t xml:space="preserve"> (voor automatische (her)bevoorrading)</w:t>
       </w:r>
     </w:p>
     <w:p>
@@ -6414,23 +6428,13 @@
         <w:spacing w:before="40" w:after="40"/>
       </w:pPr>
       <w:r>
-        <w:t xml:space="preserve">Meerdere </w:t>
-      </w:r>
-      <w:proofErr w:type="gramStart"/>
-      <w:r>
-        <w:t>locaties /</w:t>
-      </w:r>
-      <w:proofErr w:type="gramEnd"/>
-      <w:r>
-        <w:t xml:space="preserve"> kelders met </w:t>
-      </w:r>
-      <w:proofErr w:type="spellStart"/>
-      <w:r>
-        <w:t>rolgebaseerde</w:t>
-      </w:r>
-      <w:proofErr w:type="spellEnd"/>
-      <w:r>
-        <w:t xml:space="preserve"> toegang</w:t>
+        <w:t>Meerdere locaties/kelders met rol</w:t>
+      </w:r>
+      <w:r>
+        <w:t>-</w:t>
+      </w:r>
+      <w:r>
+        <w:t>gebaseerde toegang</w:t>
       </w:r>
     </w:p>
     <w:p>
@@ -6526,15 +6530,13 @@
         <w:spacing w:before="40" w:after="40"/>
       </w:pPr>
       <w:r>
-        <w:t xml:space="preserve">Open B2B-wachtlijst zodra 2 </w:t>
-      </w:r>
-      <w:proofErr w:type="spellStart"/>
-      <w:r>
-        <w:t>referentieklänten</w:t>
-      </w:r>
-      <w:proofErr w:type="spellEnd"/>
-      <w:r>
-        <w:t xml:space="preserve"> live zijn</w:t>
+        <w:t>Open B2B-wachtlijst zodra 2 referentiekl</w:t>
+      </w:r>
+      <w:r>
+        <w:t>a</w:t>
+      </w:r>
+      <w:r>
+        <w:t>nten live zijn</w:t>
       </w:r>
     </w:p>
     <w:p>
@@ -11168,6 +11170,11 @@
     <w:p>
       <w:pPr>
         <w:spacing w:before="80" w:after="120"/>
+        <w:rPr>
+          <w:color w:val="666666"/>
+          <w:sz w:val="18"/>
+          <w:szCs w:val="18"/>
+        </w:rPr>
       </w:pPr>
       <w:r>
         <w:rPr>
@@ -11233,6 +11240,1258 @@
         </w:rPr>
         <w:t>)</w:t>
       </w:r>
+    </w:p>
+    <w:p>
+      <w:pPr>
+        <w:spacing w:before="80" w:after="120"/>
+        <w:rPr>
+          <w:color w:val="666666"/>
+          <w:sz w:val="18"/>
+          <w:szCs w:val="18"/>
+        </w:rPr>
+      </w:pPr>
+    </w:p>
+    <w:p>
+      <w:pPr>
+        <w:spacing w:before="80" w:after="120"/>
+        <w:rPr>
+          <w:color w:val="666666"/>
+          <w:sz w:val="18"/>
+          <w:szCs w:val="18"/>
+        </w:rPr>
+      </w:pPr>
+    </w:p>
+    <w:p>
+      <w:pPr>
+        <w:spacing w:before="80" w:after="120"/>
+        <w:rPr>
+          <w:color w:val="666666"/>
+          <w:sz w:val="18"/>
+          <w:szCs w:val="18"/>
+        </w:rPr>
+      </w:pPr>
+    </w:p>
+    <w:p>
+      <w:pPr>
+        <w:spacing w:before="80" w:after="120"/>
+        <w:rPr>
+          <w:color w:val="666666"/>
+          <w:sz w:val="18"/>
+          <w:szCs w:val="18"/>
+        </w:rPr>
+      </w:pPr>
+    </w:p>
+    <w:p>
+      <w:pPr>
+        <w:spacing w:before="80" w:after="120"/>
+        <w:rPr>
+          <w:color w:val="666666"/>
+          <w:sz w:val="18"/>
+          <w:szCs w:val="18"/>
+        </w:rPr>
+      </w:pPr>
+    </w:p>
+    <w:p>
+      <w:pPr>
+        <w:spacing w:before="80" w:after="120"/>
+        <w:rPr>
+          <w:color w:val="666666"/>
+          <w:sz w:val="18"/>
+          <w:szCs w:val="18"/>
+        </w:rPr>
+      </w:pPr>
+    </w:p>
+    <w:p>
+      <w:pPr>
+        <w:spacing w:before="80" w:after="120"/>
+        <w:rPr>
+          <w:color w:val="666666"/>
+          <w:sz w:val="18"/>
+          <w:szCs w:val="18"/>
+        </w:rPr>
+      </w:pPr>
+    </w:p>
+    <w:p>
+      <w:pPr>
+        <w:spacing w:before="80" w:after="120"/>
+        <w:rPr>
+          <w:color w:val="666666"/>
+          <w:sz w:val="18"/>
+          <w:szCs w:val="18"/>
+        </w:rPr>
+      </w:pPr>
+    </w:p>
+    <w:p>
+      <w:pPr>
+        <w:spacing w:before="80" w:after="120"/>
+        <w:rPr>
+          <w:color w:val="666666"/>
+          <w:sz w:val="18"/>
+          <w:szCs w:val="18"/>
+        </w:rPr>
+      </w:pPr>
+    </w:p>
+    <w:p>
+      <w:pPr>
+        <w:spacing w:before="80" w:after="120"/>
+        <w:rPr>
+          <w:color w:val="666666"/>
+          <w:sz w:val="18"/>
+          <w:szCs w:val="18"/>
+        </w:rPr>
+      </w:pPr>
+    </w:p>
+    <w:p>
+      <w:pPr>
+        <w:spacing w:before="80" w:after="120"/>
+        <w:rPr>
+          <w:color w:val="666666"/>
+          <w:sz w:val="18"/>
+          <w:szCs w:val="18"/>
+        </w:rPr>
+      </w:pPr>
+    </w:p>
+    <w:p>
+      <w:pPr>
+        <w:spacing w:before="80" w:after="120"/>
+        <w:rPr>
+          <w:color w:val="666666"/>
+          <w:sz w:val="18"/>
+          <w:szCs w:val="18"/>
+        </w:rPr>
+      </w:pPr>
+    </w:p>
+    <w:p>
+      <w:pPr>
+        <w:spacing w:before="80" w:after="120"/>
+        <w:rPr>
+          <w:color w:val="666666"/>
+          <w:sz w:val="18"/>
+          <w:szCs w:val="18"/>
+        </w:rPr>
+      </w:pPr>
+    </w:p>
+    <w:p>
+      <w:pPr>
+        <w:spacing w:before="80" w:after="120"/>
+        <w:rPr>
+          <w:color w:val="666666"/>
+          <w:sz w:val="18"/>
+          <w:szCs w:val="18"/>
+        </w:rPr>
+      </w:pPr>
+    </w:p>
+    <w:p>
+      <w:pPr>
+        <w:spacing w:before="80" w:after="120"/>
+        <w:rPr>
+          <w:color w:val="666666"/>
+          <w:sz w:val="18"/>
+          <w:szCs w:val="18"/>
+        </w:rPr>
+      </w:pPr>
+    </w:p>
+    <w:p>
+      <w:pPr>
+        <w:spacing w:before="80" w:after="120"/>
+        <w:rPr>
+          <w:color w:val="666666"/>
+          <w:sz w:val="18"/>
+          <w:szCs w:val="18"/>
+        </w:rPr>
+      </w:pPr>
+    </w:p>
+    <w:p>
+      <w:pPr>
+        <w:spacing w:before="80" w:after="120"/>
+        <w:rPr>
+          <w:color w:val="666666"/>
+          <w:sz w:val="18"/>
+          <w:szCs w:val="18"/>
+        </w:rPr>
+      </w:pPr>
+    </w:p>
+    <w:p>
+      <w:pPr>
+        <w:spacing w:before="80" w:after="120"/>
+        <w:rPr>
+          <w:color w:val="666666"/>
+          <w:sz w:val="18"/>
+          <w:szCs w:val="18"/>
+        </w:rPr>
+      </w:pPr>
+    </w:p>
+    <w:p>
+      <w:pPr>
+        <w:spacing w:before="80" w:after="120"/>
+        <w:rPr>
+          <w:color w:val="666666"/>
+          <w:sz w:val="18"/>
+          <w:szCs w:val="18"/>
+        </w:rPr>
+      </w:pPr>
+    </w:p>
+    <w:p>
+      <w:pPr>
+        <w:spacing w:before="80" w:after="120"/>
+        <w:rPr>
+          <w:color w:val="666666"/>
+          <w:sz w:val="18"/>
+          <w:szCs w:val="18"/>
+        </w:rPr>
+      </w:pPr>
+    </w:p>
+    <w:p>
+      <w:pPr>
+        <w:spacing w:before="80" w:after="120"/>
+        <w:rPr>
+          <w:color w:val="666666"/>
+          <w:sz w:val="18"/>
+          <w:szCs w:val="18"/>
+        </w:rPr>
+      </w:pPr>
+    </w:p>
+    <w:p>
+      <w:pPr>
+        <w:spacing w:before="80" w:after="120"/>
+        <w:rPr>
+          <w:color w:val="666666"/>
+          <w:sz w:val="18"/>
+          <w:szCs w:val="18"/>
+        </w:rPr>
+      </w:pPr>
+    </w:p>
+    <w:p>
+      <w:pPr>
+        <w:spacing w:before="80" w:after="120"/>
+        <w:rPr>
+          <w:color w:val="666666"/>
+          <w:sz w:val="18"/>
+          <w:szCs w:val="18"/>
+        </w:rPr>
+      </w:pPr>
+    </w:p>
+    <w:p>
+      <w:pPr>
+        <w:spacing w:before="80" w:after="120"/>
+        <w:rPr>
+          <w:color w:val="666666"/>
+          <w:sz w:val="18"/>
+          <w:szCs w:val="18"/>
+        </w:rPr>
+      </w:pPr>
+    </w:p>
+    <w:p>
+      <w:pPr>
+        <w:spacing w:before="80" w:after="120"/>
+        <w:rPr>
+          <w:color w:val="666666"/>
+          <w:sz w:val="18"/>
+          <w:szCs w:val="18"/>
+        </w:rPr>
+      </w:pPr>
+      <w:r>
+        <w:rPr>
+          <w:color w:val="666666"/>
+          <w:sz w:val="18"/>
+          <w:szCs w:val="18"/>
+        </w:rPr>
+        <w:lastRenderedPageBreak/>
+        <w:t>APPENDIX</w:t>
+      </w:r>
+    </w:p>
+    <w:p>
+      <w:pPr>
+        <w:pStyle w:val="font-claude-response-body"/>
+        <w:rPr>
+          <w:lang w:val="en-US"/>
+        </w:rPr>
+      </w:pPr>
+      <w:r>
+        <w:rPr>
+          <w:lang w:val="en-US"/>
+        </w:rPr>
+        <w:t>Honest answer — Firebase is a great fit for where you are now, but at scale there are trade-offs worth knowing about.</w:t>
+      </w:r>
+    </w:p>
+    <w:p>
+      <w:pPr>
+        <w:pStyle w:val="font-claude-response-body"/>
+      </w:pPr>
+      <w:proofErr w:type="spellStart"/>
+      <w:r>
+        <w:rPr>
+          <w:rStyle w:val="Zwaar"/>
+        </w:rPr>
+        <w:t>Firebase</w:t>
+      </w:r>
+      <w:proofErr w:type="spellEnd"/>
+      <w:r>
+        <w:rPr>
+          <w:rStyle w:val="Zwaar"/>
+        </w:rPr>
+        <w:t xml:space="preserve"> </w:t>
+      </w:r>
+      <w:proofErr w:type="spellStart"/>
+      <w:r>
+        <w:rPr>
+          <w:rStyle w:val="Zwaar"/>
+        </w:rPr>
+        <w:t>strengths</w:t>
+      </w:r>
+      <w:proofErr w:type="spellEnd"/>
+      <w:r>
+        <w:rPr>
+          <w:rStyle w:val="Zwaar"/>
+        </w:rPr>
+        <w:t xml:space="preserve"> </w:t>
+      </w:r>
+      <w:proofErr w:type="spellStart"/>
+      <w:r>
+        <w:rPr>
+          <w:rStyle w:val="Zwaar"/>
+        </w:rPr>
+        <w:t>for</w:t>
+      </w:r>
+      <w:proofErr w:type="spellEnd"/>
+      <w:r>
+        <w:rPr>
+          <w:rStyle w:val="Zwaar"/>
+        </w:rPr>
+        <w:t xml:space="preserve"> </w:t>
+      </w:r>
+      <w:proofErr w:type="spellStart"/>
+      <w:r>
+        <w:rPr>
+          <w:rStyle w:val="Zwaar"/>
+        </w:rPr>
+        <w:t>Vinage</w:t>
+      </w:r>
+      <w:proofErr w:type="spellEnd"/>
+      <w:r>
+        <w:rPr>
+          <w:rStyle w:val="Zwaar"/>
+        </w:rPr>
+        <w:t>:</w:t>
+      </w:r>
+    </w:p>
+    <w:p>
+      <w:pPr>
+        <w:pStyle w:val="whitespace-normal"/>
+        <w:numPr>
+          <w:ilvl w:val="0"/>
+          <w:numId w:val="3"/>
+        </w:numPr>
+        <w:rPr>
+          <w:lang w:val="en-US"/>
+        </w:rPr>
+      </w:pPr>
+      <w:r>
+        <w:rPr>
+          <w:lang w:val="en-US"/>
+        </w:rPr>
+        <w:t>Zero backend code — Firestore, Auth, Storage all just work</w:t>
+      </w:r>
+    </w:p>
+    <w:p>
+      <w:pPr>
+        <w:pStyle w:val="whitespace-normal"/>
+        <w:numPr>
+          <w:ilvl w:val="0"/>
+          <w:numId w:val="3"/>
+        </w:numPr>
+        <w:rPr>
+          <w:lang w:val="en-US"/>
+        </w:rPr>
+      </w:pPr>
+      <w:r>
+        <w:rPr>
+          <w:lang w:val="en-US"/>
+        </w:rPr>
+        <w:t>Real-time sync across devices is built in</w:t>
+      </w:r>
+    </w:p>
+    <w:p>
+      <w:pPr>
+        <w:pStyle w:val="whitespace-normal"/>
+        <w:numPr>
+          <w:ilvl w:val="0"/>
+          <w:numId w:val="3"/>
+        </w:numPr>
+        <w:rPr>
+          <w:lang w:val="en-US"/>
+        </w:rPr>
+      </w:pPr>
+      <w:r>
+        <w:rPr>
+          <w:lang w:val="en-US"/>
+        </w:rPr>
+        <w:t>Free tier (Spark) is generous for a personal app</w:t>
+      </w:r>
+    </w:p>
+    <w:p>
+      <w:pPr>
+        <w:pStyle w:val="whitespace-normal"/>
+        <w:numPr>
+          <w:ilvl w:val="0"/>
+          <w:numId w:val="3"/>
+        </w:numPr>
+        <w:rPr>
+          <w:lang w:val="en-US"/>
+        </w:rPr>
+      </w:pPr>
+      <w:r>
+        <w:rPr>
+          <w:lang w:val="en-US"/>
+        </w:rPr>
+        <w:t>You're already on it, everything works</w:t>
+      </w:r>
+    </w:p>
+    <w:p>
+      <w:pPr>
+        <w:pStyle w:val="font-claude-response-body"/>
+        <w:rPr>
+          <w:lang w:val="en-US"/>
+        </w:rPr>
+      </w:pPr>
+      <w:r>
+        <w:rPr>
+          <w:rStyle w:val="Zwaar"/>
+          <w:lang w:val="en-US"/>
+        </w:rPr>
+        <w:t>Where it gets expensive at scale:</w:t>
+      </w:r>
+    </w:p>
+    <w:p>
+      <w:pPr>
+        <w:pStyle w:val="whitespace-normal"/>
+        <w:numPr>
+          <w:ilvl w:val="0"/>
+          <w:numId w:val="4"/>
+        </w:numPr>
+        <w:rPr>
+          <w:lang w:val="en-US"/>
+        </w:rPr>
+      </w:pPr>
+      <w:r>
+        <w:rPr>
+          <w:lang w:val="en-US"/>
+        </w:rPr>
+        <w:t>Firestore charges per read/write/delete — a wine app with lots of image uploads and collection browsing adds up fast</w:t>
+      </w:r>
+    </w:p>
+    <w:p>
+      <w:pPr>
+        <w:pStyle w:val="whitespace-normal"/>
+        <w:numPr>
+          <w:ilvl w:val="0"/>
+          <w:numId w:val="4"/>
+        </w:numPr>
+        <w:rPr>
+          <w:lang w:val="en-US"/>
+        </w:rPr>
+      </w:pPr>
+      <w:r>
+        <w:rPr>
+          <w:lang w:val="en-US"/>
+        </w:rPr>
+        <w:t>Storage costs for bottle photos can grow significantly</w:t>
+      </w:r>
+    </w:p>
+    <w:p>
+      <w:pPr>
+        <w:pStyle w:val="whitespace-normal"/>
+        <w:numPr>
+          <w:ilvl w:val="0"/>
+          <w:numId w:val="4"/>
+        </w:numPr>
+        <w:rPr>
+          <w:lang w:val="en-US"/>
+        </w:rPr>
+      </w:pPr>
+      <w:r>
+        <w:rPr>
+          <w:lang w:val="en-US"/>
+        </w:rPr>
+        <w:t>No flat monthly pricing — costs scale unpredictably with usage</w:t>
+      </w:r>
+    </w:p>
+    <w:p>
+      <w:pPr>
+        <w:pStyle w:val="font-claude-response-body"/>
+        <w:rPr>
+          <w:lang w:val="en-US"/>
+        </w:rPr>
+      </w:pPr>
+      <w:r>
+        <w:rPr>
+          <w:rStyle w:val="Zwaar"/>
+          <w:lang w:val="en-US"/>
+        </w:rPr>
+        <w:t>Alternatives worth knowing about:</w:t>
+      </w:r>
+    </w:p>
+    <w:p>
+      <w:pPr>
+        <w:pStyle w:val="font-claude-response-body"/>
+        <w:rPr>
+          <w:lang w:val="en-US"/>
+        </w:rPr>
+      </w:pPr>
+      <w:r>
+        <w:rPr>
+          <w:rStyle w:val="Nadruk"/>
+          <w:lang w:val="en-US"/>
+        </w:rPr>
+        <w:t>Supabase</w:t>
+      </w:r>
+      <w:r>
+        <w:rPr>
+          <w:lang w:val="en-US"/>
+        </w:rPr>
+        <w:t xml:space="preserve"> — open source, Postgres-based, flat pricing, easier to self-host if needed. Growing fast and often cheaper at scale. The trade-off is slightly more backend work than Firebase.</w:t>
+      </w:r>
+    </w:p>
+    <w:p>
+      <w:pPr>
+        <w:pStyle w:val="font-claude-response-body"/>
+        <w:rPr>
+          <w:lang w:val="en-US"/>
+        </w:rPr>
+      </w:pPr>
+      <w:r>
+        <w:rPr>
+          <w:rStyle w:val="Nadruk"/>
+          <w:lang w:val="en-US"/>
+        </w:rPr>
+        <w:t>PocketBase</w:t>
+      </w:r>
+      <w:r>
+        <w:rPr>
+          <w:lang w:val="en-US"/>
+        </w:rPr>
+        <w:t xml:space="preserve"> — very lightweight, single binary, extremely cheap to self-host. Good for smaller apps but less battle-tested at large scale.</w:t>
+      </w:r>
+    </w:p>
+    <w:p>
+      <w:pPr>
+        <w:pStyle w:val="font-claude-response-body"/>
+        <w:rPr>
+          <w:lang w:val="en-US"/>
+        </w:rPr>
+      </w:pPr>
+      <w:r>
+        <w:rPr>
+          <w:rStyle w:val="Nadruk"/>
+          <w:lang w:val="en-US"/>
+        </w:rPr>
+        <w:t>Appwrite</w:t>
+      </w:r>
+      <w:r>
+        <w:rPr>
+          <w:lang w:val="en-US"/>
+        </w:rPr>
+        <w:t xml:space="preserve"> — </w:t>
+      </w:r>
+      <w:proofErr w:type="gramStart"/>
+      <w:r>
+        <w:rPr>
+          <w:lang w:val="en-US"/>
+        </w:rPr>
+        <w:t>similar to</w:t>
+      </w:r>
+      <w:proofErr w:type="gramEnd"/>
+      <w:r>
+        <w:rPr>
+          <w:lang w:val="en-US"/>
+        </w:rPr>
+        <w:t xml:space="preserve"> Firebase in concept, open source, self-hostable.</w:t>
+      </w:r>
+    </w:p>
+    <w:p>
+      <w:pPr>
+        <w:pStyle w:val="font-claude-response-body"/>
+        <w:rPr>
+          <w:lang w:val="en-US"/>
+        </w:rPr>
+      </w:pPr>
+      <w:r>
+        <w:rPr>
+          <w:rStyle w:val="Zwaar"/>
+          <w:lang w:val="en-US"/>
+        </w:rPr>
+        <w:t>My honest recommendation:</w:t>
+      </w:r>
+      <w:r>
+        <w:rPr>
+          <w:lang w:val="en-US"/>
+        </w:rPr>
+        <w:t xml:space="preserve"> Don't migrate now. Firebase will take you comfortably through the early stages — hundreds of users, maybe even low thousands — without significant cost. The time to revisit is when you have real user numbers and can see what the actual cost curve looks like.</w:t>
+      </w:r>
+    </w:p>
+    <w:p>
+      <w:pPr>
+        <w:pStyle w:val="font-claude-response-body"/>
+        <w:rPr>
+          <w:lang w:val="en-US"/>
+        </w:rPr>
+      </w:pPr>
+      <w:r>
+        <w:rPr>
+          <w:lang w:val="en-US"/>
+        </w:rPr>
+        <w:t xml:space="preserve">What </w:t>
+      </w:r>
+      <w:r>
+        <w:rPr>
+          <w:rStyle w:val="Nadruk"/>
+          <w:lang w:val="en-US"/>
+        </w:rPr>
+        <w:t>would</w:t>
+      </w:r>
+      <w:r>
+        <w:rPr>
+          <w:lang w:val="en-US"/>
+        </w:rPr>
+        <w:t xml:space="preserve"> be worth doing now is making sure the app isn't over-reading Firestore (e.g. not fetching the entire collection on every render), which I've been mindful of. That keeps your costs low regardless of platform.</w:t>
+      </w:r>
+    </w:p>
+    <w:p>
+      <w:pPr>
+        <w:pStyle w:val="font-claude-response-body"/>
+        <w:rPr>
+          <w:lang w:val="en-US"/>
+        </w:rPr>
+      </w:pPr>
+      <w:r>
+        <w:rPr>
+          <w:lang w:val="en-US"/>
+        </w:rPr>
+        <w:t>When you're ready to go to market, that's a good moment to have the infrastructure conversation properly.</w:t>
+      </w:r>
+    </w:p>
+    <w:p>
+      <w:pPr>
+        <w:pStyle w:val="font-claude-response-body"/>
+        <w:rPr>
+          <w:lang w:val="en-US"/>
+        </w:rPr>
+      </w:pPr>
+    </w:p>
+    <w:p>
+      <w:pPr>
+        <w:pStyle w:val="font-claude-response-body"/>
+        <w:pBdr>
+          <w:bottom w:val="single" w:sz="6" w:space="1" w:color="auto"/>
+        </w:pBdr>
+        <w:rPr>
+          <w:lang w:val="en-US"/>
+        </w:rPr>
+      </w:pPr>
+    </w:p>
+    <w:p>
+      <w:pPr>
+        <w:pStyle w:val="font-claude-response-body"/>
+        <w:rPr>
+          <w:lang w:val="en-US"/>
+        </w:rPr>
+      </w:pPr>
+    </w:p>
+    <w:p>
+      <w:pPr>
+        <w:pStyle w:val="font-claude-response-body"/>
+        <w:rPr>
+          <w:lang w:val="en-US"/>
+        </w:rPr>
+      </w:pPr>
+      <w:r>
+        <w:rPr>
+          <w:lang w:val="en-US"/>
+        </w:rPr>
+        <w:t xml:space="preserve">You're right, and it's worth thinking about now rather than retrofitting later. The way </w:t>
+      </w:r>
+      <w:proofErr w:type="spellStart"/>
+      <w:r>
+        <w:rPr>
+          <w:lang w:val="en-US"/>
+        </w:rPr>
+        <w:t>Vinage</w:t>
+      </w:r>
+      <w:proofErr w:type="spellEnd"/>
+      <w:r>
+        <w:rPr>
+          <w:lang w:val="en-US"/>
+        </w:rPr>
+        <w:t xml:space="preserve"> is shaping up — multi-language, </w:t>
+      </w:r>
+      <w:proofErr w:type="spellStart"/>
+      <w:r>
+        <w:rPr>
+          <w:lang w:val="en-US"/>
+        </w:rPr>
+        <w:t>OrigoVero</w:t>
+      </w:r>
+      <w:proofErr w:type="spellEnd"/>
+      <w:r>
+        <w:rPr>
+          <w:lang w:val="en-US"/>
+        </w:rPr>
+        <w:t xml:space="preserve"> integration, cloud sync, household sharing — it's clearly heading toward something you could open to others.</w:t>
+      </w:r>
+    </w:p>
+    <w:p>
+      <w:pPr>
+        <w:pStyle w:val="font-claude-response-body"/>
+        <w:rPr>
+          <w:lang w:val="en-US"/>
+        </w:rPr>
+      </w:pPr>
+      <w:r>
+        <w:rPr>
+          <w:lang w:val="en-US"/>
+        </w:rPr>
+        <w:lastRenderedPageBreak/>
+        <w:t xml:space="preserve">For auth, the cleanest approach for a multi-user app would be to enable </w:t>
+      </w:r>
+      <w:r>
+        <w:rPr>
+          <w:rStyle w:val="Zwaar"/>
+          <w:lang w:val="en-US"/>
+        </w:rPr>
+        <w:t>account linking</w:t>
+      </w:r>
+      <w:r>
+        <w:rPr>
+          <w:lang w:val="en-US"/>
+        </w:rPr>
+        <w:t xml:space="preserve"> in Firebase from the start. That way it doesn't matter how someone signs in — Google, magic link, or eventually Microsoft — Firebase </w:t>
+      </w:r>
+      <w:proofErr w:type="spellStart"/>
+      <w:r>
+        <w:rPr>
+          <w:lang w:val="en-US"/>
+        </w:rPr>
+        <w:t>recognises</w:t>
+      </w:r>
+      <w:proofErr w:type="spellEnd"/>
+      <w:r>
+        <w:rPr>
+          <w:lang w:val="en-US"/>
+        </w:rPr>
+        <w:t xml:space="preserve"> them as the same person if the email matches. No duplicate accounts, no confusion.</w:t>
+      </w:r>
+    </w:p>
+    <w:p>
+      <w:pPr>
+        <w:pStyle w:val="font-claude-response-body"/>
+        <w:rPr>
+          <w:lang w:val="en-US"/>
+        </w:rPr>
+      </w:pPr>
+      <w:r>
+        <w:rPr>
+          <w:lang w:val="en-US"/>
+        </w:rPr>
+        <w:t>A few things worth putting on the roadmap as you think beyond personal use:</w:t>
+      </w:r>
+    </w:p>
+    <w:p>
+      <w:pPr>
+        <w:pStyle w:val="font-claude-response-body"/>
+        <w:rPr>
+          <w:lang w:val="en-US"/>
+        </w:rPr>
+      </w:pPr>
+      <w:r>
+        <w:rPr>
+          <w:rStyle w:val="Zwaar"/>
+          <w:lang w:val="en-US"/>
+        </w:rPr>
+        <w:t>Auth:</w:t>
+      </w:r>
+      <w:r>
+        <w:rPr>
+          <w:lang w:val="en-US"/>
+        </w:rPr>
+        <w:t xml:space="preserve"> Enable account linking in Firebase, add magic link as an alternative to Google, keep Microsoft ready to activate when needed.</w:t>
+      </w:r>
+    </w:p>
+    <w:p>
+      <w:pPr>
+        <w:pStyle w:val="font-claude-response-body"/>
+        <w:rPr>
+          <w:lang w:val="en-US"/>
+        </w:rPr>
+      </w:pPr>
+      <w:r>
+        <w:rPr>
+          <w:rStyle w:val="Zwaar"/>
+          <w:lang w:val="en-US"/>
+        </w:rPr>
+        <w:t>Data:</w:t>
+      </w:r>
+      <w:r>
+        <w:rPr>
+          <w:lang w:val="en-US"/>
+        </w:rPr>
+        <w:t xml:space="preserve"> Right </w:t>
+      </w:r>
+      <w:proofErr w:type="gramStart"/>
+      <w:r>
+        <w:rPr>
+          <w:lang w:val="en-US"/>
+        </w:rPr>
+        <w:t>now</w:t>
+      </w:r>
+      <w:proofErr w:type="gramEnd"/>
+      <w:r>
+        <w:rPr>
+          <w:lang w:val="en-US"/>
+        </w:rPr>
+        <w:t xml:space="preserve"> everyone shares one </w:t>
+      </w:r>
+      <w:proofErr w:type="spellStart"/>
+      <w:r>
+        <w:rPr>
+          <w:lang w:val="en-US"/>
+        </w:rPr>
+        <w:t>Firestore</w:t>
+      </w:r>
+      <w:proofErr w:type="spellEnd"/>
+      <w:r>
+        <w:rPr>
+          <w:lang w:val="en-US"/>
+        </w:rPr>
+        <w:t xml:space="preserve"> structure under households. You'd want to think about whether future users get their own isolated household by default, or whether sharing is always opt-in (it currently is, which is good).</w:t>
+      </w:r>
+    </w:p>
+    <w:p>
+      <w:pPr>
+        <w:pStyle w:val="font-claude-response-body"/>
+        <w:rPr>
+          <w:lang w:val="en-US"/>
+        </w:rPr>
+      </w:pPr>
+      <w:r>
+        <w:rPr>
+          <w:rStyle w:val="Zwaar"/>
+          <w:lang w:val="en-US"/>
+        </w:rPr>
+        <w:t>API costs:</w:t>
+      </w:r>
+      <w:r>
+        <w:rPr>
+          <w:lang w:val="en-US"/>
+        </w:rPr>
+        <w:t xml:space="preserve"> The AI scanning (Anthropic/OpenAI) currently uses the user's own API key entered in Settings. That's fine for personal use but doesn't scale to end users who won't have API keys. At some point you'd want a backend </w:t>
+      </w:r>
+      <w:proofErr w:type="gramStart"/>
+      <w:r>
+        <w:rPr>
+          <w:lang w:val="en-US"/>
+        </w:rPr>
+        <w:t>proxy</w:t>
+      </w:r>
+      <w:proofErr w:type="gramEnd"/>
+      <w:r>
+        <w:rPr>
+          <w:lang w:val="en-US"/>
+        </w:rPr>
+        <w:t xml:space="preserve"> so you absorb the cost and control usage.</w:t>
+      </w:r>
+    </w:p>
+    <w:p>
+      <w:pPr>
+        <w:pStyle w:val="font-claude-response-body"/>
+        <w:rPr>
+          <w:lang w:val="en-US"/>
+        </w:rPr>
+      </w:pPr>
+      <w:proofErr w:type="spellStart"/>
+      <w:r>
+        <w:rPr>
+          <w:rStyle w:val="Zwaar"/>
+          <w:lang w:val="en-US"/>
+        </w:rPr>
+        <w:t>OrigoVero</w:t>
+      </w:r>
+      <w:proofErr w:type="spellEnd"/>
+      <w:r>
+        <w:rPr>
+          <w:rStyle w:val="Zwaar"/>
+          <w:lang w:val="en-US"/>
+        </w:rPr>
+        <w:t>:</w:t>
+      </w:r>
+      <w:r>
+        <w:rPr>
+          <w:lang w:val="en-US"/>
+        </w:rPr>
+        <w:t xml:space="preserve"> Same — Ed's API key is presumably a dev key. A production rollout would need a proper agreement with them.</w:t>
+      </w:r>
+    </w:p>
+    <w:p>
+      <w:pPr>
+        <w:pStyle w:val="font-claude-response-body"/>
+        <w:pBdr>
+          <w:bottom w:val="single" w:sz="6" w:space="1" w:color="auto"/>
+        </w:pBdr>
+        <w:rPr>
+          <w:lang w:val="en-US"/>
+        </w:rPr>
+      </w:pPr>
+      <w:r>
+        <w:rPr>
+          <w:lang w:val="en-US"/>
+        </w:rPr>
+        <w:t>None of this needs to be solved today, but it's good that you're thinking about it. The foundation you've built is solid — it's genuinely app-store ready from a UX and architecture standpoint. Shall I add magic link now while the Firebase setup is fresh in mind?</w:t>
+      </w:r>
+    </w:p>
+    <w:p>
+      <w:pPr>
+        <w:pStyle w:val="font-claude-response-body"/>
+        <w:pBdr>
+          <w:bottom w:val="single" w:sz="6" w:space="1" w:color="auto"/>
+        </w:pBdr>
+        <w:rPr>
+          <w:lang w:val="en-US"/>
+        </w:rPr>
+      </w:pPr>
+    </w:p>
+    <w:p>
+      <w:pPr>
+        <w:spacing w:before="80" w:after="120"/>
+        <w:rPr>
+          <w:lang w:val="en-US"/>
+        </w:rPr>
+      </w:pPr>
+    </w:p>
+    <w:p>
+      <w:pPr>
+        <w:spacing w:before="80" w:after="120"/>
+        <w:rPr>
+          <w:lang w:val="en-US"/>
+        </w:rPr>
+      </w:pPr>
+    </w:p>
+    <w:p>
+      <w:pPr>
+        <w:spacing w:before="80" w:after="120"/>
+        <w:rPr>
+          <w:lang w:val="en-US"/>
+        </w:rPr>
+      </w:pPr>
+    </w:p>
+    <w:p>
+      <w:pPr>
+        <w:spacing w:before="80" w:after="120"/>
+        <w:rPr>
+          <w:lang w:val="en-US"/>
+        </w:rPr>
+      </w:pPr>
+    </w:p>
+    <w:p>
+      <w:pPr>
+        <w:spacing w:before="80" w:after="120"/>
+        <w:rPr>
+          <w:lang w:val="en-US"/>
+        </w:rPr>
+      </w:pPr>
+      <w:r>
+        <w:rPr>
+          <w:lang w:val="en-US"/>
+        </w:rPr>
+        <w:t xml:space="preserve">On the broader question of "login with any email" — the cleanest option for a future release is </w:t>
+      </w:r>
+      <w:proofErr w:type="spellStart"/>
+      <w:r>
+        <w:rPr>
+          <w:rStyle w:val="Zwaar"/>
+          <w:lang w:val="en-US"/>
+        </w:rPr>
+        <w:t>passwordless</w:t>
+      </w:r>
+      <w:proofErr w:type="spellEnd"/>
+      <w:r>
+        <w:rPr>
+          <w:rStyle w:val="Zwaar"/>
+          <w:lang w:val="en-US"/>
+        </w:rPr>
+        <w:t xml:space="preserve"> email (magic link)</w:t>
+      </w:r>
+      <w:r>
+        <w:rPr>
+          <w:lang w:val="en-US"/>
+        </w:rPr>
+        <w:t xml:space="preserve">. Firebase supports it natively: the user </w:t>
+      </w:r>
+      <w:proofErr w:type="gramStart"/>
+      <w:r>
+        <w:rPr>
+          <w:lang w:val="en-US"/>
+        </w:rPr>
+        <w:t>types</w:t>
+      </w:r>
+      <w:proofErr w:type="gramEnd"/>
+      <w:r>
+        <w:rPr>
+          <w:lang w:val="en-US"/>
+        </w:rPr>
+        <w:t xml:space="preserve"> any email address, gets a one-click sign-in link, and that's it — no OAuth setup per provider, no passwords, works with Outlook, Gmail, iCloud, anything. It's one API call (</w:t>
+      </w:r>
+      <w:proofErr w:type="spellStart"/>
+      <w:r>
+        <w:rPr>
+          <w:rStyle w:val="HTMLCode"/>
+          <w:rFonts w:eastAsia="Arial"/>
+          <w:lang w:val="en-US"/>
+        </w:rPr>
+        <w:t>sendSignInLinkToEmail</w:t>
+      </w:r>
+      <w:proofErr w:type="spellEnd"/>
+      <w:r>
+        <w:rPr>
+          <w:lang w:val="en-US"/>
+        </w:rPr>
+        <w:t xml:space="preserve">) and avoids the whole "which provider did I use?" problem entirely. Worth putting on the roadmap when you're ready to </w:t>
+      </w:r>
+      <w:proofErr w:type="gramStart"/>
+      <w:r>
+        <w:rPr>
+          <w:lang w:val="en-US"/>
+        </w:rPr>
+        <w:t>open up</w:t>
+      </w:r>
+      <w:proofErr w:type="gramEnd"/>
+      <w:r>
+        <w:rPr>
+          <w:lang w:val="en-US"/>
+        </w:rPr>
+        <w:t xml:space="preserve"> to more users.</w:t>
+      </w:r>
+    </w:p>
+    <w:p>
+      <w:pPr>
+        <w:pBdr>
+          <w:bottom w:val="single" w:sz="6" w:space="1" w:color="auto"/>
+        </w:pBdr>
+        <w:spacing w:before="80" w:after="120"/>
+        <w:rPr>
+          <w:lang w:val="en-US"/>
+        </w:rPr>
+      </w:pPr>
+    </w:p>
+    <w:p>
+      <w:pPr>
+        <w:spacing w:before="80" w:after="120"/>
+        <w:rPr>
+          <w:color w:val="666666"/>
+          <w:sz w:val="18"/>
+          <w:szCs w:val="18"/>
+          <w:lang w:val="en-US"/>
+        </w:rPr>
+      </w:pPr>
+    </w:p>
+    <w:p>
+      <w:pPr>
+        <w:pStyle w:val="font-claude-response-body"/>
+        <w:rPr>
+          <w:lang w:val="en-US"/>
+        </w:rPr>
+      </w:pPr>
+      <w:r>
+        <w:rPr>
+          <w:b/>
+          <w:bCs/>
+          <w:lang w:val="en-US"/>
+        </w:rPr>
+        <w:t>Patents:</w:t>
+      </w:r>
+      <w:r>
+        <w:rPr>
+          <w:lang w:val="en-US"/>
+        </w:rPr>
+        <w:t xml:space="preserve"> Two sides to it, and I'm not a lawyer so take this as a thinking framework rather than advice.</w:t>
+      </w:r>
+    </w:p>
+    <w:p>
+      <w:pPr>
+        <w:pStyle w:val="font-claude-response-body"/>
+        <w:rPr>
+          <w:lang w:val="en-US"/>
+        </w:rPr>
+      </w:pPr>
+      <w:r>
+        <w:rPr>
+          <w:rStyle w:val="Zwaar"/>
+          <w:lang w:val="en-US"/>
+        </w:rPr>
+        <w:t>Infringing someone else's patent</w:t>
+      </w:r>
+      <w:r>
+        <w:rPr>
+          <w:lang w:val="en-US"/>
+        </w:rPr>
+        <w:t xml:space="preserve"> is the more pressing concern. The core functions — scanning a label with a camera, QR code lookups, AI-powered product identification, cloud-synced inventory — are well-established patterns and broadly used. You're unlikely to be stepping on a specific patent unless you were doing something very novel in how you </w:t>
+      </w:r>
+      <w:r>
+        <w:rPr>
+          <w:lang w:val="en-US"/>
+        </w:rPr>
+        <w:lastRenderedPageBreak/>
+        <w:t xml:space="preserve">implement them. The wine-specific angle (cellar racks, drinking windows, DPP integration) is niche enough that there's probably little patent activity there. Worth a quick search on Google Patents or </w:t>
+      </w:r>
+      <w:proofErr w:type="spellStart"/>
+      <w:r>
+        <w:rPr>
+          <w:lang w:val="en-US"/>
+        </w:rPr>
+        <w:t>Espacenet</w:t>
+      </w:r>
+      <w:proofErr w:type="spellEnd"/>
+      <w:r>
+        <w:rPr>
+          <w:lang w:val="en-US"/>
+        </w:rPr>
+        <w:t xml:space="preserve"> for "wine cellar app" or "wine label recognition" if it worries you, but I wouldn't lose sleep over it at this stage.</w:t>
+      </w:r>
+    </w:p>
+    <w:p>
+      <w:pPr>
+        <w:pStyle w:val="font-claude-response-body"/>
+        <w:rPr>
+          <w:lang w:val="en-US"/>
+        </w:rPr>
+      </w:pPr>
+      <w:r>
+        <w:rPr>
+          <w:rStyle w:val="Zwaar"/>
+          <w:lang w:val="en-US"/>
+        </w:rPr>
+        <w:t>Patenting your own work</w:t>
+      </w:r>
+      <w:r>
+        <w:rPr>
+          <w:lang w:val="en-US"/>
+        </w:rPr>
+        <w:t xml:space="preserve"> is a different question. For a consumer app, patents are expensive (€5–15k+ per jurisdiction with a lawyer), slow (2–3 years to grant), and hard to enforce without deep pockets. In the EU, pure software patents are also harder to obtain than in the US — they need to have a "technical character." Most startups in the app space skip patents entirely and rely on trade secrets, speed of execution, and brand instead.</w:t>
+      </w:r>
+    </w:p>
+    <w:p>
+      <w:pPr>
+        <w:pStyle w:val="font-claude-response-body"/>
+        <w:rPr>
+          <w:lang w:val="en-US"/>
+        </w:rPr>
+      </w:pPr>
+      <w:r>
+        <w:rPr>
+          <w:lang w:val="en-US"/>
+        </w:rPr>
+        <w:t xml:space="preserve">Where IP </w:t>
+      </w:r>
+      <w:r>
+        <w:rPr>
+          <w:rStyle w:val="Nadruk"/>
+          <w:lang w:val="en-US"/>
+        </w:rPr>
+        <w:t>does</w:t>
+      </w:r>
+      <w:r>
+        <w:rPr>
+          <w:lang w:val="en-US"/>
+        </w:rPr>
+        <w:t xml:space="preserve"> matter for you is trademark — making sure "</w:t>
+      </w:r>
+      <w:proofErr w:type="spellStart"/>
+      <w:r>
+        <w:rPr>
+          <w:lang w:val="en-US"/>
+        </w:rPr>
+        <w:t>Vinage</w:t>
+      </w:r>
+      <w:proofErr w:type="spellEnd"/>
+      <w:r>
+        <w:rPr>
+          <w:lang w:val="en-US"/>
+        </w:rPr>
+        <w:t xml:space="preserve">" as a brand name is clear to register and use across your target markets. That's relatively cheap, fast, and </w:t>
+      </w:r>
+      <w:proofErr w:type="gramStart"/>
+      <w:r>
+        <w:rPr>
+          <w:lang w:val="en-US"/>
+        </w:rPr>
+        <w:t>actually enforceable</w:t>
+      </w:r>
+      <w:proofErr w:type="gramEnd"/>
+      <w:r>
+        <w:rPr>
+          <w:lang w:val="en-US"/>
+        </w:rPr>
+        <w:t xml:space="preserve">. If the roadmap includes </w:t>
+      </w:r>
+      <w:proofErr w:type="spellStart"/>
+      <w:r>
+        <w:rPr>
+          <w:lang w:val="en-US"/>
+        </w:rPr>
+        <w:t>commercialisation</w:t>
+      </w:r>
+      <w:proofErr w:type="spellEnd"/>
+      <w:r>
+        <w:rPr>
+          <w:lang w:val="en-US"/>
+        </w:rPr>
+        <w:t xml:space="preserve">, that would be the IP move worth </w:t>
+      </w:r>
+      <w:proofErr w:type="spellStart"/>
+      <w:r>
+        <w:rPr>
+          <w:lang w:val="en-US"/>
+        </w:rPr>
+        <w:t>prioritising</w:t>
+      </w:r>
+      <w:proofErr w:type="spellEnd"/>
+      <w:r>
+        <w:rPr>
+          <w:lang w:val="en-US"/>
+        </w:rPr>
+        <w:t>.</w:t>
+      </w:r>
+    </w:p>
+    <w:p>
+      <w:pPr>
+        <w:pStyle w:val="font-claude-response-body"/>
+        <w:rPr>
+          <w:lang w:val="en-US"/>
+        </w:rPr>
+      </w:pPr>
+      <w:r>
+        <w:rPr>
+          <w:lang w:val="en-US"/>
+        </w:rPr>
+        <w:t>My honest take: at V0/V1 stage, building fast and getting users matters more than patents. Revisit if you land a distinctive technical method that competitors can't reverse-engineer, or if you raise investment and lawyers start asking.</w:t>
+      </w:r>
+    </w:p>
+    <w:p>
+      <w:pPr>
+        <w:spacing w:before="80" w:after="120"/>
+        <w:rPr>
+          <w:color w:val="666666"/>
+          <w:sz w:val="18"/>
+          <w:szCs w:val="18"/>
+          <w:lang w:val="en-US"/>
+        </w:rPr>
+      </w:pPr>
+    </w:p>
+    <w:p>
+      <w:pPr>
+        <w:spacing w:before="80" w:after="120"/>
+        <w:rPr>
+          <w:lang w:val="en-US"/>
+        </w:rPr>
+      </w:pPr>
     </w:p>
     <w:sectPr>
       <w:headerReference w:type="default" r:id="rId7"/>
@@ -11440,6 +12699,155 @@
 <file path=word/numbering.xml><?xml version="1.0" encoding="utf-8"?>
 <w:numbering xmlns:wpc="http://schemas.microsoft.com/office/word/2010/wordprocessingCanvas" xmlns:cx="http://schemas.microsoft.com/office/drawing/2014/chartex" xmlns:cx1="http://schemas.microsoft.com/office/drawing/2015/9/8/chartex" xmlns:cx2="http://schemas.microsoft.com/office/drawing/2015/10/21/chartex" xmlns:cx3="http://schemas.microsoft.com/office/drawing/2016/5/9/chartex" xmlns:cx4="http://schemas.microsoft.com/office/drawing/2016/5/10/chartex" xmlns:cx5="http://schemas.microsoft.com/office/drawing/2016/5/11/chartex" xmlns:cx6="http://schemas.microsoft.com/office/drawing/2016/5/12/chartex" xmlns:cx7="http://schemas.microsoft.com/office/drawing/2016/5/13/chartex" xmlns:cx8="http://schemas.microsoft.com/office/drawing/2016/5/14/chartex" xmlns:mc="http://schemas.openxmlformats.org/markup-compatibility/2006" xmlns:aink="http://schemas.microsoft.com/office/drawing/2016/ink" xmlns:am3d="http://schemas.microsoft.com/office/drawing/2017/model3d" xmlns:o="urn:schemas-microsoft-com:office:office" xmlns:oel="http://schemas.microsoft.com/office/2019/extlst" xmlns:r="http://schemas.openxmlformats.org/officeDocument/2006/relationships" xmlns:m="http://schemas.openxmlformats.org/officeDocument/2006/math" xmlns:v="urn:schemas-microsoft-com:vml" xmlns:wp14="http://schemas.microsoft.com/office/word/2010/wordprocessingDrawing" xmlns:wp="http://schemas.openxmlformats.org/drawingml/2006/wordprocessingDrawing" xmlns:w10="urn:schemas-microsoft-com:office:word" xmlns:w="http://schemas.openxmlformats.org/wordprocessingml/2006/main" xmlns:w14="http://schemas.microsoft.com/office/word/2010/wordml" xmlns:w15="http://schemas.microsoft.com/office/word/2012/wordml" xmlns:w16cex="http://schemas.microsoft.com/office/word/2018/wordml/cex" xmlns:w16cid="http://schemas.microsoft.com/office/word/2016/wordml/cid" xmlns:w16="http://schemas.microsoft.com/office/word/2018/wordml" xmlns:w16du="http://schemas.microsoft.com/office/word/2023/wordml/word16du" xmlns:w16sdtdh="http://schemas.microsoft.com/office/word/2020/wordml/sdtdatahash" xmlns:w16sdtfl="http://schemas.microsoft.com/office/word/2024/wordml/sdtformatlock" xmlns:w16se="http://schemas.microsoft.com/office/word/2015/wordml/symex" xmlns:wpg="http://schemas.microsoft.com/office/word/2010/wordprocessingGroup" xmlns:wpi="http://schemas.microsoft.com/office/word/2010/wordprocessingInk" xmlns:wne="http://schemas.microsoft.com/office/word/2006/wordml" xmlns:wps="http://schemas.microsoft.com/office/word/2010/wordprocessingShape" mc:Ignorable="w14 w15 w16se w16cid w16 w16cex w16sdtdh w16sdtfl w16du wp14">
   <w:abstractNum w:abstractNumId="0" w15:restartNumberingAfterBreak="0">
+    <w:nsid w:val="19BB60DA"/>
+    <w:multiLevelType w:val="multilevel"/>
+    <w:tmpl w:val="A162A640"/>
+    <w:lvl w:ilvl="0">
+      <w:start w:val="1"/>
+      <w:numFmt w:val="bullet"/>
+      <w:lvlText w:val=""/>
+      <w:lvlJc w:val="left"/>
+      <w:pPr>
+        <w:tabs>
+          <w:tab w:val="num" w:pos="720"/>
+        </w:tabs>
+        <w:ind w:left="720" w:hanging="360"/>
+      </w:pPr>
+      <w:rPr>
+        <w:rFonts w:ascii="Symbol" w:hAnsi="Symbol" w:hint="default"/>
+        <w:sz w:val="20"/>
+      </w:rPr>
+    </w:lvl>
+    <w:lvl w:ilvl="1" w:tentative="1">
+      <w:start w:val="1"/>
+      <w:numFmt w:val="bullet"/>
+      <w:lvlText w:val="o"/>
+      <w:lvlJc w:val="left"/>
+      <w:pPr>
+        <w:tabs>
+          <w:tab w:val="num" w:pos="1440"/>
+        </w:tabs>
+        <w:ind w:left="1440" w:hanging="360"/>
+      </w:pPr>
+      <w:rPr>
+        <w:rFonts w:ascii="Courier New" w:hAnsi="Courier New" w:hint="default"/>
+        <w:sz w:val="20"/>
+      </w:rPr>
+    </w:lvl>
+    <w:lvl w:ilvl="2" w:tentative="1">
+      <w:start w:val="1"/>
+      <w:numFmt w:val="bullet"/>
+      <w:lvlText w:val=""/>
+      <w:lvlJc w:val="left"/>
+      <w:pPr>
+        <w:tabs>
+          <w:tab w:val="num" w:pos="2160"/>
+        </w:tabs>
+        <w:ind w:left="2160" w:hanging="360"/>
+      </w:pPr>
+      <w:rPr>
+        <w:rFonts w:ascii="Wingdings" w:hAnsi="Wingdings" w:hint="default"/>
+        <w:sz w:val="20"/>
+      </w:rPr>
+    </w:lvl>
+    <w:lvl w:ilvl="3" w:tentative="1">
+      <w:start w:val="1"/>
+      <w:numFmt w:val="bullet"/>
+      <w:lvlText w:val=""/>
+      <w:lvlJc w:val="left"/>
+      <w:pPr>
+        <w:tabs>
+          <w:tab w:val="num" w:pos="2880"/>
+        </w:tabs>
+        <w:ind w:left="2880" w:hanging="360"/>
+      </w:pPr>
+      <w:rPr>
+        <w:rFonts w:ascii="Wingdings" w:hAnsi="Wingdings" w:hint="default"/>
+        <w:sz w:val="20"/>
+      </w:rPr>
+    </w:lvl>
+    <w:lvl w:ilvl="4" w:tentative="1">
+      <w:start w:val="1"/>
+      <w:numFmt w:val="bullet"/>
+      <w:lvlText w:val=""/>
+      <w:lvlJc w:val="left"/>
+      <w:pPr>
+        <w:tabs>
+          <w:tab w:val="num" w:pos="3600"/>
+        </w:tabs>
+        <w:ind w:left="3600" w:hanging="360"/>
+      </w:pPr>
+      <w:rPr>
+        <w:rFonts w:ascii="Wingdings" w:hAnsi="Wingdings" w:hint="default"/>
+        <w:sz w:val="20"/>
+      </w:rPr>
+    </w:lvl>
+    <w:lvl w:ilvl="5" w:tentative="1">
+      <w:start w:val="1"/>
+      <w:numFmt w:val="bullet"/>
+      <w:lvlText w:val=""/>
+      <w:lvlJc w:val="left"/>
+      <w:pPr>
+        <w:tabs>
+          <w:tab w:val="num" w:pos="4320"/>
+        </w:tabs>
+        <w:ind w:left="4320" w:hanging="360"/>
+      </w:pPr>
+      <w:rPr>
+        <w:rFonts w:ascii="Wingdings" w:hAnsi="Wingdings" w:hint="default"/>
+        <w:sz w:val="20"/>
+      </w:rPr>
+    </w:lvl>
+    <w:lvl w:ilvl="6" w:tentative="1">
+      <w:start w:val="1"/>
+      <w:numFmt w:val="bullet"/>
+      <w:lvlText w:val=""/>
+      <w:lvlJc w:val="left"/>
+      <w:pPr>
+        <w:tabs>
+          <w:tab w:val="num" w:pos="5040"/>
+        </w:tabs>
+        <w:ind w:left="5040" w:hanging="360"/>
+      </w:pPr>
+      <w:rPr>
+        <w:rFonts w:ascii="Wingdings" w:hAnsi="Wingdings" w:hint="default"/>
+        <w:sz w:val="20"/>
+      </w:rPr>
+    </w:lvl>
+    <w:lvl w:ilvl="7" w:tentative="1">
+      <w:start w:val="1"/>
+      <w:numFmt w:val="bullet"/>
+      <w:lvlText w:val=""/>
+      <w:lvlJc w:val="left"/>
+      <w:pPr>
+        <w:tabs>
+          <w:tab w:val="num" w:pos="5760"/>
+        </w:tabs>
+        <w:ind w:left="5760" w:hanging="360"/>
+      </w:pPr>
+      <w:rPr>
+        <w:rFonts w:ascii="Wingdings" w:hAnsi="Wingdings" w:hint="default"/>
+        <w:sz w:val="20"/>
+      </w:rPr>
+    </w:lvl>
+    <w:lvl w:ilvl="8" w:tentative="1">
+      <w:start w:val="1"/>
+      <w:numFmt w:val="bullet"/>
+      <w:lvlText w:val=""/>
+      <w:lvlJc w:val="left"/>
+      <w:pPr>
+        <w:tabs>
+          <w:tab w:val="num" w:pos="6480"/>
+        </w:tabs>
+        <w:ind w:left="6480" w:hanging="360"/>
+      </w:pPr>
+      <w:rPr>
+        <w:rFonts w:ascii="Wingdings" w:hAnsi="Wingdings" w:hint="default"/>
+        <w:sz w:val="20"/>
+      </w:rPr>
+    </w:lvl>
+  </w:abstractNum>
+  <w:abstractNum w:abstractNumId="1" w15:restartNumberingAfterBreak="0">
     <w:nsid w:val="33050AD0"/>
     <w:multiLevelType w:val="hybridMultilevel"/>
     <w:tmpl w:val="F688868C"/>
@@ -11497,7 +12905,156 @@
       <w:lvlJc w:val="left"/>
     </w:lvl>
   </w:abstractNum>
-  <w:abstractNum w:abstractNumId="1" w15:restartNumberingAfterBreak="0">
+  <w:abstractNum w:abstractNumId="2" w15:restartNumberingAfterBreak="0">
+    <w:nsid w:val="4B9D0670"/>
+    <w:multiLevelType w:val="multilevel"/>
+    <w:tmpl w:val="3DD6C198"/>
+    <w:lvl w:ilvl="0">
+      <w:start w:val="1"/>
+      <w:numFmt w:val="bullet"/>
+      <w:lvlText w:val=""/>
+      <w:lvlJc w:val="left"/>
+      <w:pPr>
+        <w:tabs>
+          <w:tab w:val="num" w:pos="720"/>
+        </w:tabs>
+        <w:ind w:left="720" w:hanging="360"/>
+      </w:pPr>
+      <w:rPr>
+        <w:rFonts w:ascii="Symbol" w:hAnsi="Symbol" w:hint="default"/>
+        <w:sz w:val="20"/>
+      </w:rPr>
+    </w:lvl>
+    <w:lvl w:ilvl="1" w:tentative="1">
+      <w:start w:val="1"/>
+      <w:numFmt w:val="bullet"/>
+      <w:lvlText w:val="o"/>
+      <w:lvlJc w:val="left"/>
+      <w:pPr>
+        <w:tabs>
+          <w:tab w:val="num" w:pos="1440"/>
+        </w:tabs>
+        <w:ind w:left="1440" w:hanging="360"/>
+      </w:pPr>
+      <w:rPr>
+        <w:rFonts w:ascii="Courier New" w:hAnsi="Courier New" w:hint="default"/>
+        <w:sz w:val="20"/>
+      </w:rPr>
+    </w:lvl>
+    <w:lvl w:ilvl="2" w:tentative="1">
+      <w:start w:val="1"/>
+      <w:numFmt w:val="bullet"/>
+      <w:lvlText w:val=""/>
+      <w:lvlJc w:val="left"/>
+      <w:pPr>
+        <w:tabs>
+          <w:tab w:val="num" w:pos="2160"/>
+        </w:tabs>
+        <w:ind w:left="2160" w:hanging="360"/>
+      </w:pPr>
+      <w:rPr>
+        <w:rFonts w:ascii="Wingdings" w:hAnsi="Wingdings" w:hint="default"/>
+        <w:sz w:val="20"/>
+      </w:rPr>
+    </w:lvl>
+    <w:lvl w:ilvl="3" w:tentative="1">
+      <w:start w:val="1"/>
+      <w:numFmt w:val="bullet"/>
+      <w:lvlText w:val=""/>
+      <w:lvlJc w:val="left"/>
+      <w:pPr>
+        <w:tabs>
+          <w:tab w:val="num" w:pos="2880"/>
+        </w:tabs>
+        <w:ind w:left="2880" w:hanging="360"/>
+      </w:pPr>
+      <w:rPr>
+        <w:rFonts w:ascii="Wingdings" w:hAnsi="Wingdings" w:hint="default"/>
+        <w:sz w:val="20"/>
+      </w:rPr>
+    </w:lvl>
+    <w:lvl w:ilvl="4" w:tentative="1">
+      <w:start w:val="1"/>
+      <w:numFmt w:val="bullet"/>
+      <w:lvlText w:val=""/>
+      <w:lvlJc w:val="left"/>
+      <w:pPr>
+        <w:tabs>
+          <w:tab w:val="num" w:pos="3600"/>
+        </w:tabs>
+        <w:ind w:left="3600" w:hanging="360"/>
+      </w:pPr>
+      <w:rPr>
+        <w:rFonts w:ascii="Wingdings" w:hAnsi="Wingdings" w:hint="default"/>
+        <w:sz w:val="20"/>
+      </w:rPr>
+    </w:lvl>
+    <w:lvl w:ilvl="5" w:tentative="1">
+      <w:start w:val="1"/>
+      <w:numFmt w:val="bullet"/>
+      <w:lvlText w:val=""/>
+      <w:lvlJc w:val="left"/>
+      <w:pPr>
+        <w:tabs>
+          <w:tab w:val="num" w:pos="4320"/>
+        </w:tabs>
+        <w:ind w:left="4320" w:hanging="360"/>
+      </w:pPr>
+      <w:rPr>
+        <w:rFonts w:ascii="Wingdings" w:hAnsi="Wingdings" w:hint="default"/>
+        <w:sz w:val="20"/>
+      </w:rPr>
+    </w:lvl>
+    <w:lvl w:ilvl="6" w:tentative="1">
+      <w:start w:val="1"/>
+      <w:numFmt w:val="bullet"/>
+      <w:lvlText w:val=""/>
+      <w:lvlJc w:val="left"/>
+      <w:pPr>
+        <w:tabs>
+          <w:tab w:val="num" w:pos="5040"/>
+        </w:tabs>
+        <w:ind w:left="5040" w:hanging="360"/>
+      </w:pPr>
+      <w:rPr>
+        <w:rFonts w:ascii="Wingdings" w:hAnsi="Wingdings" w:hint="default"/>
+        <w:sz w:val="20"/>
+      </w:rPr>
+    </w:lvl>
+    <w:lvl w:ilvl="7" w:tentative="1">
+      <w:start w:val="1"/>
+      <w:numFmt w:val="bullet"/>
+      <w:lvlText w:val=""/>
+      <w:lvlJc w:val="left"/>
+      <w:pPr>
+        <w:tabs>
+          <w:tab w:val="num" w:pos="5760"/>
+        </w:tabs>
+        <w:ind w:left="5760" w:hanging="360"/>
+      </w:pPr>
+      <w:rPr>
+        <w:rFonts w:ascii="Wingdings" w:hAnsi="Wingdings" w:hint="default"/>
+        <w:sz w:val="20"/>
+      </w:rPr>
+    </w:lvl>
+    <w:lvl w:ilvl="8" w:tentative="1">
+      <w:start w:val="1"/>
+      <w:numFmt w:val="bullet"/>
+      <w:lvlText w:val=""/>
+      <w:lvlJc w:val="left"/>
+      <w:pPr>
+        <w:tabs>
+          <w:tab w:val="num" w:pos="6480"/>
+        </w:tabs>
+        <w:ind w:left="6480" w:hanging="360"/>
+      </w:pPr>
+      <w:rPr>
+        <w:rFonts w:ascii="Wingdings" w:hAnsi="Wingdings" w:hint="default"/>
+        <w:sz w:val="20"/>
+      </w:rPr>
+    </w:lvl>
+  </w:abstractNum>
+  <w:abstractNum w:abstractNumId="3" w15:restartNumberingAfterBreak="0">
     <w:nsid w:val="5B5234DA"/>
     <w:multiLevelType w:val="hybridMultilevel"/>
     <w:tmpl w:val="97A2A3B2"/>
@@ -11584,16 +13141,22 @@
     </w:lvl>
   </w:abstractNum>
   <w:num w:numId="1" w16cid:durableId="63459465">
+    <w:abstractNumId w:val="3"/>
+    <w:lvlOverride w:ilvl="0">
+      <w:startOverride w:val="1"/>
+    </w:lvlOverride>
+  </w:num>
+  <w:num w:numId="2" w16cid:durableId="1474592758">
     <w:abstractNumId w:val="1"/>
     <w:lvlOverride w:ilvl="0">
       <w:startOverride w:val="1"/>
     </w:lvlOverride>
   </w:num>
-  <w:num w:numId="2" w16cid:durableId="1474592758">
+  <w:num w:numId="3" w16cid:durableId="808401056">
+    <w:abstractNumId w:val="2"/>
+  </w:num>
+  <w:num w:numId="4" w16cid:durableId="1068042104">
     <w:abstractNumId w:val="0"/>
-    <w:lvlOverride w:ilvl="0">
-      <w:startOverride w:val="1"/>
-    </w:lvlOverride>
   </w:num>
 </w:numbering>
 </file>
@@ -12228,6 +13791,67 @@
       <w:ind w:left="220"/>
     </w:pPr>
   </w:style>
+  <w:style w:type="paragraph" w:customStyle="1" w:styleId="font-claude-response-body">
+    <w:name w:val="font-claude-response-body"/>
+    <w:basedOn w:val="Standaard"/>
+    <w:rsid w:val="00477DC0"/>
+    <w:pPr>
+      <w:spacing w:before="100" w:beforeAutospacing="1" w:after="100" w:afterAutospacing="1"/>
+    </w:pPr>
+    <w:rPr>
+      <w:rFonts w:ascii="Times New Roman" w:eastAsia="Times New Roman" w:hAnsi="Times New Roman" w:cs="Times New Roman"/>
+      <w:sz w:val="24"/>
+      <w:szCs w:val="24"/>
+    </w:rPr>
+  </w:style>
+  <w:style w:type="character" w:styleId="Zwaar">
+    <w:name w:val="Strong"/>
+    <w:basedOn w:val="Standaardalinea-lettertype"/>
+    <w:uiPriority w:val="22"/>
+    <w:qFormat/>
+    <w:rsid w:val="00477DC0"/>
+    <w:rPr>
+      <w:b/>
+      <w:bCs/>
+    </w:rPr>
+  </w:style>
+  <w:style w:type="character" w:styleId="Nadruk">
+    <w:name w:val="Emphasis"/>
+    <w:basedOn w:val="Standaardalinea-lettertype"/>
+    <w:uiPriority w:val="20"/>
+    <w:qFormat/>
+    <w:rsid w:val="00477DC0"/>
+    <w:rPr>
+      <w:i/>
+      <w:iCs/>
+    </w:rPr>
+  </w:style>
+  <w:style w:type="character" w:styleId="HTMLCode">
+    <w:name w:val="HTML Code"/>
+    <w:basedOn w:val="Standaardalinea-lettertype"/>
+    <w:uiPriority w:val="99"/>
+    <w:semiHidden/>
+    <w:unhideWhenUsed/>
+    <w:rsid w:val="00B659ED"/>
+    <w:rPr>
+      <w:rFonts w:ascii="Courier New" w:eastAsia="Times New Roman" w:hAnsi="Courier New" w:cs="Courier New"/>
+      <w:sz w:val="20"/>
+      <w:szCs w:val="20"/>
+    </w:rPr>
+  </w:style>
+  <w:style w:type="paragraph" w:customStyle="1" w:styleId="whitespace-normal">
+    <w:name w:val="whitespace-normal"/>
+    <w:basedOn w:val="Standaard"/>
+    <w:rsid w:val="002C4D0A"/>
+    <w:pPr>
+      <w:spacing w:before="100" w:beforeAutospacing="1" w:after="100" w:afterAutospacing="1"/>
+    </w:pPr>
+    <w:rPr>
+      <w:rFonts w:ascii="Times New Roman" w:eastAsia="Times New Roman" w:hAnsi="Times New Roman" w:cs="Times New Roman"/>
+      <w:sz w:val="24"/>
+      <w:szCs w:val="24"/>
+    </w:rPr>
+  </w:style>
 </w:styles>
 </file>
 
